--- a/downloads/sections/t12-l03-servicenow-releases-are-named-quiz.docx
+++ b/downloads/sections/t12-l03-servicenow-releases-are-named-quiz.docx
@@ -49,7 +49,7 @@
     </w:p>
     <w:p>
       <w:r>
-        <w:t>confirm. Australia, Zurich, and Yokohama were the names in the PDF read for this lab. Confirm the current list before an upgrade.. last checked 2026-10.</w:t>
+        <w:t>confirm. Australia, Zurich, and Yokohama were the names in the PDF read for this lab. Confirm the current list before an upgrade. last checked 2026-10.</w:t>
       </w:r>
     </w:p>
   </w:body>
